--- a/lessons/10-1/homework.docx
+++ b/lessons/10-1/homework.docx
@@ -115,7 +115,7 @@
           <wp:inline distT="0" distB="0" distL="0" distR="0">
             <wp:extent cx="1047750" cy="790575"/>
             <wp:effectExtent t="0" r="0" b="0" l="0"/>
-            <wp:docPr id="1" name="" descr="" title=""/>
+            <wp:docPr id="1" name="profession" descr="Picture illustrating the vocabulary word &quot;profession&quot;" title="profession"/>
             <wp:cNvGraphicFramePr>
               <a:graphicFrameLocks xmlns:a="http://schemas.openxmlformats.org/drawingml/2006/main" noChangeAspect="1"/>
             </wp:cNvGraphicFramePr>
@@ -178,7 +178,7 @@
           <wp:inline distT="0" distB="0" distL="0" distR="0">
             <wp:extent cx="1047750" cy="790575"/>
             <wp:effectExtent t="0" r="0" b="0" l="0"/>
-            <wp:docPr id="1" name="" descr="" title=""/>
+            <wp:docPr id="1" name="inventory" descr="Picture illustrating the vocabulary word &quot;inventory&quot;" title="inventory"/>
             <wp:cNvGraphicFramePr>
               <a:graphicFrameLocks xmlns:a="http://schemas.openxmlformats.org/drawingml/2006/main" noChangeAspect="1"/>
             </wp:cNvGraphicFramePr>
@@ -241,7 +241,7 @@
           <wp:inline distT="0" distB="0" distL="0" distR="0">
             <wp:extent cx="1047750" cy="790575"/>
             <wp:effectExtent t="0" r="0" b="0" l="0"/>
-            <wp:docPr id="1" name="" descr="" title=""/>
+            <wp:docPr id="1" name="portion" descr="Picture illustrating the vocabulary word &quot;portion&quot;" title="portion"/>
             <wp:cNvGraphicFramePr>
               <a:graphicFrameLocks xmlns:a="http://schemas.openxmlformats.org/drawingml/2006/main" noChangeAspect="1"/>
             </wp:cNvGraphicFramePr>
@@ -304,7 +304,7 @@
           <wp:inline distT="0" distB="0" distL="0" distR="0">
             <wp:extent cx="1047750" cy="790575"/>
             <wp:effectExtent t="0" r="0" b="0" l="0"/>
-            <wp:docPr id="1" name="" descr="" title=""/>
+            <wp:docPr id="1" name="area" descr="Picture illustrating the vocabulary word &quot;area&quot;" title="area"/>
             <wp:cNvGraphicFramePr>
               <a:graphicFrameLocks xmlns:a="http://schemas.openxmlformats.org/drawingml/2006/main" noChangeAspect="1"/>
             </wp:cNvGraphicFramePr>
@@ -367,7 +367,7 @@
           <wp:inline distT="0" distB="0" distL="0" distR="0">
             <wp:extent cx="1047750" cy="790575"/>
             <wp:effectExtent t="0" r="0" b="0" l="0"/>
-            <wp:docPr id="1" name="" descr="" title=""/>
+            <wp:docPr id="1" name="volume" descr="Picture illustrating the vocabulary word &quot;volume&quot;" title="volume"/>
             <wp:cNvGraphicFramePr>
               <a:graphicFrameLocks xmlns:a="http://schemas.openxmlformats.org/drawingml/2006/main" noChangeAspect="1"/>
             </wp:cNvGraphicFramePr>
@@ -461,7 +461,7 @@
         <w:spacing w:after="40" w:before="0"/>
       </w:pPr>
       <w:r>
-        <w:t xml:space="preserve">     A. 8 square feet</w:t>
+        <w:t xml:space="preserve">     A. 2 square feet</w:t>
       </w:r>
     </w:p>
     <w:p>
@@ -477,15 +477,15 @@
         <w:spacing w:after="40" w:before="0"/>
       </w:pPr>
       <w:r>
-        <w:t xml:space="preserve">     C. 12 square feet</w:t>
-      </w:r>
-    </w:p>
-    <w:p>
-      <w:pPr>
-        <w:spacing w:after="40" w:before="0"/>
-      </w:pPr>
-      <w:r>
-        <w:t xml:space="preserve">     D. 2 square feet</w:t>
+        <w:t xml:space="preserve">     C. 8 square feet</w:t>
+      </w:r>
+    </w:p>
+    <w:p>
+      <w:pPr>
+        <w:spacing w:after="40" w:before="0"/>
+      </w:pPr>
+      <w:r>
+        <w:t xml:space="preserve">     D. 12 square feet</w:t>
       </w:r>
     </w:p>
     <w:p>
@@ -516,7 +516,7 @@
         <w:spacing w:after="40" w:before="0"/>
       </w:pPr>
       <w:r>
-        <w:t xml:space="preserve">     A. 8 cubic feet</w:t>
+        <w:t xml:space="preserve">     A. 4 cubic feet</w:t>
       </w:r>
     </w:p>
     <w:p>
@@ -532,15 +532,15 @@
         <w:spacing w:after="40" w:before="0"/>
       </w:pPr>
       <w:r>
-        <w:t xml:space="preserve">     C. 8 square feet</w:t>
-      </w:r>
-    </w:p>
-    <w:p>
-      <w:pPr>
-        <w:spacing w:after="40" w:before="0"/>
-      </w:pPr>
-      <w:r>
-        <w:t xml:space="preserve">     D. 4 cubic feet</w:t>
+        <w:t xml:space="preserve">     C. 8 cubic feet</w:t>
+      </w:r>
+    </w:p>
+    <w:p>
+      <w:pPr>
+        <w:spacing w:after="40" w:before="0"/>
+      </w:pPr>
+      <w:r>
+        <w:t xml:space="preserve">     D. 8 square feet</w:t>
       </w:r>
     </w:p>
     <w:p>
@@ -571,7 +571,7 @@
         <w:spacing w:after="40" w:before="0"/>
       </w:pPr>
       <w:r>
-        <w:t xml:space="preserve">     A. 2,920 gallons</w:t>
+        <w:t xml:space="preserve">     A. 365 gallons</w:t>
       </w:r>
     </w:p>
     <w:p>
@@ -595,7 +595,7 @@
         <w:spacing w:after="40" w:before="0"/>
       </w:pPr>
       <w:r>
-        <w:t xml:space="preserve">     D. 365 gallons</w:t>
+        <w:t xml:space="preserve">     D. 2,920 gallons</w:t>
       </w:r>
     </w:p>
     <w:p>
@@ -626,7 +626,7 @@
         <w:spacing w:after="40" w:before="0"/>
       </w:pPr>
       <w:r>
-        <w:t xml:space="preserve">     A. 8,760 gallons</w:t>
+        <w:t xml:space="preserve">     A. 973 gallons</w:t>
       </w:r>
     </w:p>
     <w:p>
@@ -642,15 +642,15 @@
         <w:spacing w:after="40" w:before="0"/>
       </w:pPr>
       <w:r>
-        <w:t xml:space="preserve">     C. 973 gallons</w:t>
-      </w:r>
-    </w:p>
-    <w:p>
-      <w:pPr>
-        <w:spacing w:after="40" w:before="0"/>
-      </w:pPr>
-      <w:r>
-        <w:t xml:space="preserve">     D. 5,840 gallons</w:t>
+        <w:t xml:space="preserve">     C. 5,840 gallons</w:t>
+      </w:r>
+    </w:p>
+    <w:p>
+      <w:pPr>
+        <w:spacing w:after="40" w:before="0"/>
+      </w:pPr>
+      <w:r>
+        <w:t xml:space="preserve">     D. 8,760 gallons</w:t>
       </w:r>
     </w:p>
     <w:p>
@@ -681,15 +681,15 @@
         <w:spacing w:after="40" w:before="0"/>
       </w:pPr>
       <w:r>
-        <w:t xml:space="preserve">     A. 2,920 gallons</w:t>
-      </w:r>
-    </w:p>
-    <w:p>
-      <w:pPr>
-        <w:spacing w:after="40" w:before="0"/>
-      </w:pPr>
-      <w:r>
-        <w:t xml:space="preserve">     B. 14,600 gallons</w:t>
+        <w:t xml:space="preserve">     A. 1 gallon</w:t>
+      </w:r>
+    </w:p>
+    <w:p>
+      <w:pPr>
+        <w:spacing w:after="40" w:before="0"/>
+      </w:pPr>
+      <w:r>
+        <w:t xml:space="preserve">     B. 2,920 gallons</w:t>
       </w:r>
     </w:p>
     <w:p>
@@ -705,7 +705,7 @@
         <w:spacing w:after="40" w:before="0"/>
       </w:pPr>
       <w:r>
-        <w:t xml:space="preserve">     D. 1 gallon</w:t>
+        <w:t xml:space="preserve">     D. 14,600 gallons</w:t>
       </w:r>
     </w:p>
     <w:p>
@@ -728,7 +728,7 @@
           <w:b/>
           <w:bCs/>
         </w:rPr>
-        <w:t xml:space="preserve">6. </w:t>
+        <w:t xml:space="preserve">6. Choose another person who works in a restaurant — not the chef — and describe the math they would use.</w:t>
       </w:r>
     </w:p>
     <w:p>
@@ -800,7 +800,7 @@
         <w:spacing w:after="40" w:before="0"/>
       </w:pPr>
       <w:r>
-        <w:t xml:space="preserve">     B. 16 plants</w:t>
+        <w:t xml:space="preserve">     B. 6 plants</w:t>
       </w:r>
     </w:p>
     <w:p>
@@ -816,7 +816,7 @@
         <w:spacing w:after="40" w:before="0"/>
       </w:pPr>
       <w:r>
-        <w:t xml:space="preserve">     D. 6 plants</w:t>
+        <w:t xml:space="preserve">     D. 16 plants</w:t>
       </w:r>
     </w:p>
     <w:p>
@@ -839,7 +839,7 @@
           <w:b/>
           <w:bCs/>
         </w:rPr>
-        <w:t xml:space="preserve">8. </w:t>
+        <w:t xml:space="preserve">8. What factors do you consider to determine the number of plants you can put in a planter garden? Is the TYPE of plant a factor? Explain your thinking.</w:t>
       </w:r>
     </w:p>
     <w:p>
@@ -903,23 +903,23 @@
         <w:spacing w:after="40" w:before="0"/>
       </w:pPr>
       <w:r>
-        <w:t xml:space="preserve">     A. Math is everywhere — in professions, hobbies, and problems around your house</w:t>
-      </w:r>
-    </w:p>
-    <w:p>
-      <w:pPr>
-        <w:spacing w:after="40" w:before="0"/>
-      </w:pPr>
-      <w:r>
-        <w:t xml:space="preserve">     B. Math is just a school subject with little relevance outside the classroom</w:t>
-      </w:r>
-    </w:p>
-    <w:p>
-      <w:pPr>
-        <w:spacing w:after="40" w:before="0"/>
-      </w:pPr>
-      <w:r>
-        <w:t xml:space="preserve">     C. Only professions like chef use math; hobbies do not</w:t>
+        <w:t xml:space="preserve">     A. Math is just a school subject with little relevance outside the classroom</w:t>
+      </w:r>
+    </w:p>
+    <w:p>
+      <w:pPr>
+        <w:spacing w:after="40" w:before="0"/>
+      </w:pPr>
+      <w:r>
+        <w:t xml:space="preserve">     B. Only professions like chef use math; hobbies do not</w:t>
+      </w:r>
+    </w:p>
+    <w:p>
+      <w:pPr>
+        <w:spacing w:after="40" w:before="0"/>
+      </w:pPr>
+      <w:r>
+        <w:t xml:space="preserve">     C. Math is everywhere — in professions, hobbies, and problems around your house</w:t>
       </w:r>
     </w:p>
     <w:p>
@@ -930,6 +930,226 @@
         <w:t xml:space="preserve">     D. Math is only useful for people who work with money</w:t>
       </w:r>
     </w:p>
+    <w:p>
+      <w:pPr>
+        <w:spacing w:after="60" w:before="120"/>
+      </w:pPr>
+      <w:r>
+        <w:rPr>
+          <w:color w:val="BBBBBB"/>
+        </w:rPr>
+        <w:t xml:space="preserve">______________________________________________________________________</w:t>
+      </w:r>
+    </w:p>
+    <w:p>
+      <w:pPr>
+        <w:spacing w:after="80" w:before="0"/>
+      </w:pPr>
+      <w:r>
+        <w:rPr>
+          <w:b/>
+          <w:bCs/>
+        </w:rPr>
+        <w:t xml:space="preserve">10. Each person who rinses instead of running water saves 8 gallons a day. Complete the table.</w:t>
+      </w:r>
+    </w:p>
+    <w:tbl>
+      <w:tblPr>
+        <w:tblW w:type="pct" w:w="100%"/>
+        <w:tblBorders>
+          <w:top w:val="single" w:color="auto" w:sz="4"/>
+          <w:left w:val="single" w:color="auto" w:sz="4"/>
+          <w:bottom w:val="single" w:color="auto" w:sz="4"/>
+          <w:right w:val="single" w:color="auto" w:sz="4"/>
+          <w:insideH w:val="single" w:color="auto" w:sz="4"/>
+          <w:insideV w:val="single" w:color="auto" w:sz="4"/>
+        </w:tblBorders>
+      </w:tblPr>
+      <w:tblGrid>
+        <w:gridCol w:w="100"/>
+        <w:gridCol w:w="100"/>
+        <w:gridCol w:w="100"/>
+      </w:tblGrid>
+      <w:tr>
+        <w:trPr>
+          <w:tblHeader/>
+        </w:trPr>
+        <w:tc>
+          <w:tcPr>
+            <w:tcW w:type="pct" w:w="33%"/>
+          </w:tcPr>
+          <w:p>
+            <w:r>
+              <w:rPr>
+                <w:b/>
+                <w:bCs/>
+              </w:rPr>
+              <w:t xml:space="preserve">People in the house</w:t>
+            </w:r>
+          </w:p>
+        </w:tc>
+        <w:tc>
+          <w:tcPr>
+            <w:tcW w:type="pct" w:w="33%"/>
+          </w:tcPr>
+          <w:p>
+            <w:r>
+              <w:rPr>
+                <w:b/>
+                <w:bCs/>
+              </w:rPr>
+              <w:t xml:space="preserve">Thinking</w:t>
+            </w:r>
+          </w:p>
+        </w:tc>
+        <w:tc>
+          <w:tcPr>
+            <w:tcW w:type="pct" w:w="33%"/>
+          </w:tcPr>
+          <w:p>
+            <w:r>
+              <w:rPr>
+                <w:b/>
+                <w:bCs/>
+              </w:rPr>
+              <w:t xml:space="preserve">Gallons saved per day</w:t>
+            </w:r>
+          </w:p>
+        </w:tc>
+      </w:tr>
+      <w:tr>
+        <w:tc>
+          <w:tcPr>
+            <w:tcW w:type="pct" w:w="33%"/>
+          </w:tcPr>
+          <w:p>
+            <w:r>
+              <w:rPr>
+                <w:b w:val="false"/>
+                <w:bCs w:val="false"/>
+              </w:rPr>
+              <w:t xml:space="preserve">3</w:t>
+            </w:r>
+          </w:p>
+        </w:tc>
+        <w:tc>
+          <w:tcPr>
+            <w:tcW w:type="pct" w:w="33%"/>
+          </w:tcPr>
+          <w:p>
+            <w:r>
+              <w:rPr>
+                <w:b w:val="false"/>
+                <w:bCs w:val="false"/>
+              </w:rPr>
+              <w:t xml:space="preserve">3 × 8</w:t>
+            </w:r>
+          </w:p>
+        </w:tc>
+        <w:tc>
+          <w:tcPr>
+            <w:tcW w:type="pct" w:w="33%"/>
+          </w:tcPr>
+          <w:p>
+            <w:r>
+              <w:rPr>
+                <w:b w:val="false"/>
+                <w:bCs w:val="false"/>
+              </w:rPr>
+              <w:t xml:space="preserve"> </w:t>
+            </w:r>
+          </w:p>
+        </w:tc>
+      </w:tr>
+      <w:tr>
+        <w:tc>
+          <w:tcPr>
+            <w:tcW w:type="pct" w:w="33%"/>
+          </w:tcPr>
+          <w:p>
+            <w:r>
+              <w:rPr>
+                <w:b w:val="false"/>
+                <w:bCs w:val="false"/>
+              </w:rPr>
+              <w:t xml:space="preserve">5</w:t>
+            </w:r>
+          </w:p>
+        </w:tc>
+        <w:tc>
+          <w:tcPr>
+            <w:tcW w:type="pct" w:w="33%"/>
+          </w:tcPr>
+          <w:p>
+            <w:r>
+              <w:rPr>
+                <w:b w:val="false"/>
+                <w:bCs w:val="false"/>
+              </w:rPr>
+              <w:t xml:space="preserve">5 × 8</w:t>
+            </w:r>
+          </w:p>
+        </w:tc>
+        <w:tc>
+          <w:tcPr>
+            <w:tcW w:type="pct" w:w="33%"/>
+          </w:tcPr>
+          <w:p>
+            <w:r>
+              <w:rPr>
+                <w:b w:val="false"/>
+                <w:bCs w:val="false"/>
+              </w:rPr>
+              <w:t xml:space="preserve"> </w:t>
+            </w:r>
+          </w:p>
+        </w:tc>
+      </w:tr>
+      <w:tr>
+        <w:tc>
+          <w:tcPr>
+            <w:tcW w:type="pct" w:w="33%"/>
+          </w:tcPr>
+          <w:p>
+            <w:r>
+              <w:rPr>
+                <w:b w:val="false"/>
+                <w:bCs w:val="false"/>
+              </w:rPr>
+              <w:t xml:space="preserve">8</w:t>
+            </w:r>
+          </w:p>
+        </w:tc>
+        <w:tc>
+          <w:tcPr>
+            <w:tcW w:type="pct" w:w="33%"/>
+          </w:tcPr>
+          <w:p>
+            <w:r>
+              <w:rPr>
+                <w:b w:val="false"/>
+                <w:bCs w:val="false"/>
+              </w:rPr>
+              <w:t xml:space="preserve">8 × 8</w:t>
+            </w:r>
+          </w:p>
+        </w:tc>
+        <w:tc>
+          <w:tcPr>
+            <w:tcW w:type="pct" w:w="33%"/>
+          </w:tcPr>
+          <w:p>
+            <w:r>
+              <w:rPr>
+                <w:b w:val="false"/>
+                <w:bCs w:val="false"/>
+              </w:rPr>
+              <w:t xml:space="preserve"> </w:t>
+            </w:r>
+          </w:p>
+        </w:tc>
+      </w:tr>
+    </w:tbl>
     <w:p>
       <w:pPr>
         <w:spacing w:after="60" w:before="120"/>
@@ -968,7 +1188,7 @@
           <w:b/>
           <w:bCs/>
         </w:rPr>
-        <w:t xml:space="preserve">1. A. 8 square feet</w:t>
+        <w:t xml:space="preserve">1. C. 8 square feet</w:t>
       </w:r>
     </w:p>
     <w:p>
@@ -1000,7 +1220,7 @@
           <w:b/>
           <w:bCs/>
         </w:rPr>
-        <w:t xml:space="preserve">2. A. 8 cubic feet</w:t>
+        <w:t xml:space="preserve">2. C. 8 cubic feet</w:t>
       </w:r>
     </w:p>
     <w:p>
@@ -1032,7 +1252,7 @@
           <w:b/>
           <w:bCs/>
         </w:rPr>
-        <w:t xml:space="preserve">3. A. 2,920 gallons</w:t>
+        <w:t xml:space="preserve">3. D. 2,920 gallons</w:t>
       </w:r>
     </w:p>
     <w:p>
@@ -1064,7 +1284,7 @@
           <w:b/>
           <w:bCs/>
         </w:rPr>
-        <w:t xml:space="preserve">4. A. 8,760 gallons</w:t>
+        <w:t xml:space="preserve">4. D. 8,760 gallons</w:t>
       </w:r>
     </w:p>
     <w:p>
@@ -1096,7 +1316,7 @@
           <w:b/>
           <w:bCs/>
         </w:rPr>
-        <w:t xml:space="preserve">5. A. 2,920 gallons</w:t>
+        <w:t xml:space="preserve">5. B. 2,920 gallons</w:t>
       </w:r>
     </w:p>
     <w:p>
@@ -1184,7 +1404,7 @@
           <w:b/>
           <w:bCs/>
         </w:rPr>
-        <w:t xml:space="preserve">9. A. Math is everywhere — in professions, hobbies, and problems around your house</w:t>
+        <w:t xml:space="preserve">9. C. Math is everywhere — in professions, hobbies, and problems around your house</w:t>
       </w:r>
     </w:p>
     <w:p>
@@ -1205,6 +1425,50 @@
           <w:iCs/>
         </w:rPr>
         <w:t xml:space="preserve">     Watch for: Believing math only 'counts' when it happens in a classroom — and walking past the calculating, measuring, and projecting inside jobs, hobbies, and chores every day.</w:t>
+      </w:r>
+    </w:p>
+    <w:p>
+      <w:pPr>
+        <w:spacing w:after="40" w:before="0"/>
+      </w:pPr>
+      <w:r>
+        <w:rPr>
+          <w:b/>
+          <w:bCs/>
+        </w:rPr>
+        <w:t xml:space="preserve">10. Each person who rinses instead of running water saves 8 gallons a day. Complete the table.</w:t>
+      </w:r>
+    </w:p>
+    <w:p>
+      <w:pPr>
+        <w:spacing w:after="20" w:before="0"/>
+      </w:pPr>
+      <w:r>
+        <w:t xml:space="preserve">      → 24</w:t>
+      </w:r>
+    </w:p>
+    <w:p>
+      <w:pPr>
+        <w:spacing w:after="20" w:before="0"/>
+      </w:pPr>
+      <w:r>
+        <w:t xml:space="preserve">      → 40</w:t>
+      </w:r>
+    </w:p>
+    <w:p>
+      <w:pPr>
+        <w:spacing w:after="20" w:before="0"/>
+      </w:pPr>
+      <w:r>
+        <w:t xml:space="preserve">      → 64</w:t>
+      </w:r>
+    </w:p>
+    <w:p>
+      <w:pPr>
+        <w:spacing w:after="40" w:before="0"/>
+      </w:pPr>
+      <w:r>
+        <w:t xml:space="preserve"/>
       </w:r>
     </w:p>
     <w:sectPr>
@@ -1393,7 +1657,14 @@
 <file path=word/styles.xml><?xml version="1.0" encoding="utf-8"?>
 <w:styles xmlns:mc="http://schemas.openxmlformats.org/markup-compatibility/2006" xmlns:r="http://schemas.openxmlformats.org/officeDocument/2006/relationships" xmlns:w="http://schemas.openxmlformats.org/wordprocessingml/2006/main" xmlns:w14="http://schemas.microsoft.com/office/word/2010/wordml" xmlns:w15="http://schemas.microsoft.com/office/word/2012/wordml" mc:Ignorable="w14 w15">
   <w:docDefaults>
-    <w:rPrDefault/>
+    <w:rPrDefault>
+      <w:rPr>
+        <w:rFonts w:ascii="Arial" w:cs="Arial" w:eastAsia="Arial" w:hAnsi="Arial"/>
+        <w:sz w:val="22"/>
+        <w:szCs w:val="22"/>
+        <w:lang w:val="en-US"/>
+      </w:rPr>
+    </w:rPrDefault>
     <w:pPrDefault/>
   </w:docDefaults>
   <w:style w:type="paragraph" w:styleId="Title">
@@ -1411,10 +1682,16 @@
     <w:basedOn w:val="Normal"/>
     <w:next w:val="Normal"/>
     <w:qFormat/>
+    <w:pPr>
+      <w:keepNext/>
+    </w:pPr>
     <w:rPr>
-      <w:color w:val="2E74B5"/>
-      <w:sz w:val="32"/>
-      <w:szCs w:val="32"/>
+      <w:rFonts w:ascii="Arial" w:cs="Arial" w:eastAsia="Arial" w:hAnsi="Arial"/>
+      <w:b/>
+      <w:bCs/>
+      <w:color w:val="183E56"/>
+      <w:sz w:val="34"/>
+      <w:szCs w:val="34"/>
     </w:rPr>
   </w:style>
   <w:style w:type="paragraph" w:styleId="Heading2">
@@ -1422,8 +1699,14 @@
     <w:basedOn w:val="Normal"/>
     <w:next w:val="Normal"/>
     <w:qFormat/>
+    <w:pPr>
+      <w:keepNext/>
+    </w:pPr>
     <w:rPr>
-      <w:color w:val="2E74B5"/>
+      <w:rFonts w:ascii="Arial" w:cs="Arial" w:eastAsia="Arial" w:hAnsi="Arial"/>
+      <w:b/>
+      <w:bCs/>
+      <w:color w:val="176B70"/>
       <w:sz w:val="26"/>
       <w:szCs w:val="26"/>
     </w:rPr>

--- a/lessons/10-1/homework.docx
+++ b/lessons/10-1/homework.docx
@@ -1159,316 +1159,6 @@
           <w:color w:val="BBBBBB"/>
         </w:rPr>
         <w:t xml:space="preserve">______________________________________________________________________</w:t>
-      </w:r>
-    </w:p>
-    <w:p>
-      <w:r>
-        <w:br w:type="page"/>
-      </w:r>
-    </w:p>
-    <w:p>
-      <w:pPr>
-        <w:pStyle w:val="Heading1"/>
-        <w:spacing w:after="120"/>
-      </w:pPr>
-      <w:r>
-        <w:rPr>
-          <w:b/>
-          <w:bCs/>
-        </w:rPr>
-        <w:t xml:space="preserve">Answer Key (Teacher)</w:t>
-      </w:r>
-    </w:p>
-    <w:p>
-      <w:pPr>
-        <w:spacing w:after="40" w:before="0"/>
-      </w:pPr>
-      <w:r>
-        <w:rPr>
-          <w:b/>
-          <w:bCs/>
-        </w:rPr>
-        <w:t xml:space="preserve">1. C. 8 square feet</w:t>
-      </w:r>
-    </w:p>
-    <w:p>
-      <w:pPr>
-        <w:spacing w:after="20" w:before="0"/>
-      </w:pPr>
-      <w:r>
-        <w:t xml:space="preserve">     Area of a rectangle is length × width: 4 × 2 = 8 square feet.</w:t>
-      </w:r>
-    </w:p>
-    <w:p>
-      <w:pPr>
-        <w:spacing w:after="80" w:before="0"/>
-      </w:pPr>
-      <w:r>
-        <w:rPr>
-          <w:i/>
-          <w:iCs/>
-        </w:rPr>
-        <w:t xml:space="preserve">     Watch for: Believing math only 'counts' when it happens in a classroom — and walking past the calculating, measuring, and projecting inside jobs, hobbies, and chores every day.</w:t>
-      </w:r>
-    </w:p>
-    <w:p>
-      <w:pPr>
-        <w:spacing w:after="40" w:before="0"/>
-      </w:pPr>
-      <w:r>
-        <w:rPr>
-          <w:b/>
-          <w:bCs/>
-        </w:rPr>
-        <w:t xml:space="preserve">2. C. 8 cubic feet</w:t>
-      </w:r>
-    </w:p>
-    <w:p>
-      <w:pPr>
-        <w:spacing w:after="20" w:before="0"/>
-      </w:pPr>
-      <w:r>
-        <w:t xml:space="preserve">     Volume is length × width × depth: 4 × 2 × 1 = 8 cubic feet of soil.</w:t>
-      </w:r>
-    </w:p>
-    <w:p>
-      <w:pPr>
-        <w:spacing w:after="80" w:before="0"/>
-      </w:pPr>
-      <w:r>
-        <w:rPr>
-          <w:i/>
-          <w:iCs/>
-        </w:rPr>
-        <w:t xml:space="preserve">     Watch for: Believing math only 'counts' when it happens in a classroom — and walking past the calculating, measuring, and projecting inside jobs, hobbies, and chores every day.</w:t>
-      </w:r>
-    </w:p>
-    <w:p>
-      <w:pPr>
-        <w:spacing w:after="40" w:before="0"/>
-      </w:pPr>
-      <w:r>
-        <w:rPr>
-          <w:b/>
-          <w:bCs/>
-        </w:rPr>
-        <w:t xml:space="preserve">3. D. 2,920 gallons</w:t>
-      </w:r>
-    </w:p>
-    <w:p>
-      <w:pPr>
-        <w:spacing w:after="20" w:before="0"/>
-      </w:pPr>
-      <w:r>
-        <w:t xml:space="preserve">     8 gallons a day × 365 days = 2,920 gallons in a year.</w:t>
-      </w:r>
-    </w:p>
-    <w:p>
-      <w:pPr>
-        <w:spacing w:after="80" w:before="0"/>
-      </w:pPr>
-      <w:r>
-        <w:rPr>
-          <w:i/>
-          <w:iCs/>
-        </w:rPr>
-        <w:t xml:space="preserve">     Watch for: Believing math only 'counts' when it happens in a classroom — and walking past the calculating, measuring, and projecting inside jobs, hobbies, and chores every day.</w:t>
-      </w:r>
-    </w:p>
-    <w:p>
-      <w:pPr>
-        <w:spacing w:after="40" w:before="0"/>
-      </w:pPr>
-      <w:r>
-        <w:rPr>
-          <w:b/>
-          <w:bCs/>
-        </w:rPr>
-        <w:t xml:space="preserve">4. D. 8,760 gallons</w:t>
-      </w:r>
-    </w:p>
-    <w:p>
-      <w:pPr>
-        <w:spacing w:after="20" w:before="0"/>
-      </w:pPr>
-      <w:r>
-        <w:t xml:space="preserve">     2,920 gallons per person × 3 people = 8,760 gallons a year.</w:t>
-      </w:r>
-    </w:p>
-    <w:p>
-      <w:pPr>
-        <w:spacing w:after="80" w:before="0"/>
-      </w:pPr>
-      <w:r>
-        <w:rPr>
-          <w:i/>
-          <w:iCs/>
-        </w:rPr>
-        <w:t xml:space="preserve">     Watch for: Believing math only 'counts' when it happens in a classroom — and walking past the calculating, measuring, and projecting inside jobs, hobbies, and chores every day.</w:t>
-      </w:r>
-    </w:p>
-    <w:p>
-      <w:pPr>
-        <w:spacing w:after="40" w:before="0"/>
-      </w:pPr>
-      <w:r>
-        <w:rPr>
-          <w:b/>
-          <w:bCs/>
-        </w:rPr>
-        <w:t xml:space="preserve">5. B. 2,920 gallons</w:t>
-      </w:r>
-    </w:p>
-    <w:p>
-      <w:pPr>
-        <w:spacing w:after="20" w:before="0"/>
-      </w:pPr>
-      <w:r>
-        <w:t xml:space="preserve">     5 people save 5 × 2,920 = 14,600 gallons and 4 people save 4 × 2,920 = 11,680 gallons. The difference is 14,600 − 11,680 = 2,920 gallons — exactly one more person's savings.</w:t>
-      </w:r>
-    </w:p>
-    <w:p>
-      <w:pPr>
-        <w:spacing w:after="80" w:before="0"/>
-      </w:pPr>
-      <w:r>
-        <w:rPr>
-          <w:i/>
-          <w:iCs/>
-        </w:rPr>
-        <w:t xml:space="preserve">     Watch for: Believing math only 'counts' when it happens in a classroom — and walking past the calculating, measuring, and projecting inside jobs, hobbies, and chores every day.</w:t>
-      </w:r>
-    </w:p>
-    <w:p>
-      <w:pPr>
-        <w:spacing w:after="40" w:before="0"/>
-      </w:pPr>
-      <w:r>
-        <w:rPr>
-          <w:b/>
-          <w:bCs/>
-        </w:rPr>
-        <w:t xml:space="preserve">6. Open response — answers will vary.</w:t>
-      </w:r>
-    </w:p>
-    <w:p>
-      <w:pPr>
-        <w:spacing w:after="40" w:before="0"/>
-      </w:pPr>
-      <w:r>
-        <w:rPr>
-          <w:b/>
-          <w:bCs/>
-        </w:rPr>
-        <w:t xml:space="preserve">7. A. 4 plants</w:t>
-      </w:r>
-    </w:p>
-    <w:p>
-      <w:pPr>
-        <w:spacing w:after="20" w:before="0"/>
-      </w:pPr>
-      <w:r>
-        <w:t xml:space="preserve">     8 square feet ÷ 2 square feet per plant = 4 plants.</w:t>
-      </w:r>
-    </w:p>
-    <w:p>
-      <w:pPr>
-        <w:spacing w:after="80" w:before="0"/>
-      </w:pPr>
-      <w:r>
-        <w:rPr>
-          <w:i/>
-          <w:iCs/>
-        </w:rPr>
-        <w:t xml:space="preserve">     Watch for: Believing math only 'counts' when it happens in a classroom — and walking past the calculating, measuring, and projecting inside jobs, hobbies, and chores every day.</w:t>
-      </w:r>
-    </w:p>
-    <w:p>
-      <w:pPr>
-        <w:spacing w:after="40" w:before="0"/>
-      </w:pPr>
-      <w:r>
-        <w:rPr>
-          <w:b/>
-          <w:bCs/>
-        </w:rPr>
-        <w:t xml:space="preserve">8. Open response — answers will vary.</w:t>
-      </w:r>
-    </w:p>
-    <w:p>
-      <w:pPr>
-        <w:spacing w:after="40" w:before="0"/>
-      </w:pPr>
-      <w:r>
-        <w:rPr>
-          <w:b/>
-          <w:bCs/>
-        </w:rPr>
-        <w:t xml:space="preserve">9. C. Math is everywhere — in professions, hobbies, and problems around your house</w:t>
-      </w:r>
-    </w:p>
-    <w:p>
-      <w:pPr>
-        <w:spacing w:after="20" w:before="0"/>
-      </w:pPr>
-      <w:r>
-        <w:t xml:space="preserve">     The lesson's summary says it directly: some people think math is just a school subject, but math is everywhere — in professions, hobbies, and around the house.</w:t>
-      </w:r>
-    </w:p>
-    <w:p>
-      <w:pPr>
-        <w:spacing w:after="80" w:before="0"/>
-      </w:pPr>
-      <w:r>
-        <w:rPr>
-          <w:i/>
-          <w:iCs/>
-        </w:rPr>
-        <w:t xml:space="preserve">     Watch for: Believing math only 'counts' when it happens in a classroom — and walking past the calculating, measuring, and projecting inside jobs, hobbies, and chores every day.</w:t>
-      </w:r>
-    </w:p>
-    <w:p>
-      <w:pPr>
-        <w:spacing w:after="40" w:before="0"/>
-      </w:pPr>
-      <w:r>
-        <w:rPr>
-          <w:b/>
-          <w:bCs/>
-        </w:rPr>
-        <w:t xml:space="preserve">10. Each person who rinses instead of running water saves 8 gallons a day. Complete the table.</w:t>
-      </w:r>
-    </w:p>
-    <w:p>
-      <w:pPr>
-        <w:spacing w:after="20" w:before="0"/>
-      </w:pPr>
-      <w:r>
-        <w:t xml:space="preserve">      → 24</w:t>
-      </w:r>
-    </w:p>
-    <w:p>
-      <w:pPr>
-        <w:spacing w:after="20" w:before="0"/>
-      </w:pPr>
-      <w:r>
-        <w:t xml:space="preserve">      → 40</w:t>
-      </w:r>
-    </w:p>
-    <w:p>
-      <w:pPr>
-        <w:spacing w:after="20" w:before="0"/>
-      </w:pPr>
-      <w:r>
-        <w:t xml:space="preserve">      → 64</w:t>
-      </w:r>
-    </w:p>
-    <w:p>
-      <w:pPr>
-        <w:spacing w:after="40" w:before="0"/>
-      </w:pPr>
-      <w:r>
-        <w:t xml:space="preserve"/>
       </w:r>
     </w:p>
     <w:sectPr>
